--- a/starpower/starpower-bible.docx
+++ b/starpower/starpower-bible.docx
@@ -619,7 +619,23 @@
           <w:sz w:val="32"/>
           <w:szCs w:val="32"/>
         </w:rPr>
-        <w:t>explore the universe</w:t>
+        <w:t xml:space="preserve">explore the </w:t>
+      </w:r>
+      <w:r>
+        <w:rPr>
+          <w:rFonts w:cstheme="minorHAnsi"/>
+          <w:sz w:val="32"/>
+          <w:szCs w:val="32"/>
+        </w:rPr>
+        <w:t>M</w:t>
+      </w:r>
+      <w:r>
+        <w:rPr>
+          <w:rFonts w:cstheme="minorHAnsi"/>
+          <w:sz w:val="32"/>
+          <w:szCs w:val="32"/>
+        </w:rPr>
+        <w:t>iniverse</w:t>
       </w:r>
       <w:r>
         <w:rPr>
